--- a/pr-preview/pr-377/correlation-regression-handout-tracked-changes.docx
+++ b/pr-preview/pr-377/correlation-regression-handout-tracked-changes.docx
@@ -16,7 +16,7 @@
       </w:pPr>
       <w:del w:id="1" w:author="PR Preview" w:date="2026-01-01T00:00:00Z">
         <w:r>
-          <w:delText xml:space="preserve">Last modified: 2026-10-19 03:13:51 (PDT)</w:delText>
+          <w:delText xml:space="preserve">Last modified: 2026-10-19 11:24:13 (PDT)</w:delText>
         </w:r>
       </w:del>
     </w:p>
@@ -26,7 +26,7 @@
       </w:pPr>
       <w:ins w:id="2" w:author="PR Preview" w:date="2026-01-01T00:00:00Z">
         <w:r>
-          <w:t xml:space="preserve">Last modified: 2026-10-19 03:11:47 (PDT)</w:t>
+          <w:t xml:space="preserve">Last modified: 2026-10-19 11:38:14 (PDT)</w:t>
         </w:r>
       </w:ins>
     </w:p>
@@ -9736,72 +9736,72 @@
                     </m:rPr>
                     <m:t>Pr</m:t>
                   </m:r>
+                  <m:r>
+                    <m:t>​</m:t>
+                  </m:r>
+                  <m:d>
+                    <m:dPr>
+                      <m:begChr m:val="("/>
+                      <m:sepChr m:val=""/>
+                      <m:endChr m:val=")"/>
+                      <m:grow/>
+                    </m:dPr>
+                    <m:e>
+                      <m:sSub>
+                        <m:e>
+                          <m:r>
+                            <m:t>Y</m:t>
+                          </m:r>
+                        </m:e>
+                        <m:sub>
+                          <m:r>
+                            <m:t>i</m:t>
+                          </m:r>
+                        </m:sub>
+                      </m:sSub>
+                      <m:r>
+                        <m:rPr>
+                          <m:sty m:val="p"/>
+                        </m:rPr>
+                        <m:t>≤</m:t>
+                      </m:r>
+                      <m:sSub>
+                        <m:e>
+                          <m:r>
+                            <m:t>t</m:t>
+                          </m:r>
+                        </m:e>
+                        <m:sub>
+                          <m:r>
+                            <m:t>i</m:t>
+                          </m:r>
+                        </m:sub>
+                      </m:sSub>
+                      <m:r>
+                        <m:rPr>
+                          <m:sty m:val="p"/>
+                        </m:rPr>
+                        <m:t>+</m:t>
+                      </m:r>
+                      <m:sSub>
+                        <m:e>
+                          <m:r>
+                            <m:t>μ</m:t>
+                          </m:r>
+                        </m:e>
+                        <m:sub>
+                          <m:r>
+                            <m:t>i</m:t>
+                          </m:r>
+                        </m:sub>
+                      </m:sSub>
+                    </m:e>
+                  </m:d>
+                  <m:r>
+                    <m:t>​</m:t>
+                  </m:r>
                 </m:e>
               </m:nary>
-              <m:r>
-                <m:t>​</m:t>
-              </m:r>
-              <m:d>
-                <m:dPr>
-                  <m:begChr m:val="("/>
-                  <m:sepChr m:val=""/>
-                  <m:endChr m:val=")"/>
-                  <m:grow/>
-                </m:dPr>
-                <m:e>
-                  <m:sSub>
-                    <m:e>
-                      <m:r>
-                        <m:t>Y</m:t>
-                      </m:r>
-                    </m:e>
-                    <m:sub>
-                      <m:r>
-                        <m:t>i</m:t>
-                      </m:r>
-                    </m:sub>
-                  </m:sSub>
-                  <m:r>
-                    <m:rPr>
-                      <m:sty m:val="p"/>
-                    </m:rPr>
-                    <m:t>≤</m:t>
-                  </m:r>
-                  <m:sSub>
-                    <m:e>
-                      <m:r>
-                        <m:t>t</m:t>
-                      </m:r>
-                    </m:e>
-                    <m:sub>
-                      <m:r>
-                        <m:t>i</m:t>
-                      </m:r>
-                    </m:sub>
-                  </m:sSub>
-                  <m:r>
-                    <m:rPr>
-                      <m:sty m:val="p"/>
-                    </m:rPr>
-                    <m:t>+</m:t>
-                  </m:r>
-                  <m:sSub>
-                    <m:e>
-                      <m:r>
-                        <m:t>μ</m:t>
-                      </m:r>
-                    </m:e>
-                    <m:sub>
-                      <m:r>
-                        <m:t>i</m:t>
-                      </m:r>
-                    </m:sub>
-                  </m:sSub>
-                </m:e>
-              </m:d>
-              <m:r>
-                <m:t>​</m:t>
-              </m:r>
               <m:r>
                 <m:t>&amp;</m:t>
               </m:r>
@@ -9878,54 +9878,54 @@
                     </m:rPr>
                     <m:t>Pr</m:t>
                   </m:r>
+                  <m:r>
+                    <m:t>​</m:t>
+                  </m:r>
+                  <m:d>
+                    <m:dPr>
+                      <m:begChr m:val="("/>
+                      <m:sepChr m:val=""/>
+                      <m:endChr m:val=")"/>
+                      <m:grow/>
+                    </m:dPr>
+                    <m:e>
+                      <m:sSub>
+                        <m:e>
+                          <m:r>
+                            <m:t>ν</m:t>
+                          </m:r>
+                        </m:e>
+                        <m:sub>
+                          <m:r>
+                            <m:t>i</m:t>
+                          </m:r>
+                        </m:sub>
+                      </m:sSub>
+                      <m:r>
+                        <m:rPr>
+                          <m:sty m:val="p"/>
+                        </m:rPr>
+                        <m:t>≤</m:t>
+                      </m:r>
+                      <m:sSub>
+                        <m:e>
+                          <m:r>
+                            <m:t>t</m:t>
+                          </m:r>
+                        </m:e>
+                        <m:sub>
+                          <m:r>
+                            <m:t>i</m:t>
+                          </m:r>
+                        </m:sub>
+                      </m:sSub>
+                    </m:e>
+                  </m:d>
+                  <m:r>
+                    <m:t>​</m:t>
+                  </m:r>
                 </m:e>
               </m:nary>
-              <m:r>
-                <m:t>​</m:t>
-              </m:r>
-              <m:d>
-                <m:dPr>
-                  <m:begChr m:val="("/>
-                  <m:sepChr m:val=""/>
-                  <m:endChr m:val=")"/>
-                  <m:grow/>
-                </m:dPr>
-                <m:e>
-                  <m:sSub>
-                    <m:e>
-                      <m:r>
-                        <m:t>ν</m:t>
-                      </m:r>
-                    </m:e>
-                    <m:sub>
-                      <m:r>
-                        <m:t>i</m:t>
-                      </m:r>
-                    </m:sub>
-                  </m:sSub>
-                  <m:r>
-                    <m:rPr>
-                      <m:sty m:val="p"/>
-                    </m:rPr>
-                    <m:t>≤</m:t>
-                  </m:r>
-                  <m:sSub>
-                    <m:e>
-                      <m:r>
-                        <m:t>t</m:t>
-                      </m:r>
-                    </m:e>
-                    <m:sub>
-                      <m:r>
-                        <m:t>i</m:t>
-                      </m:r>
-                    </m:sub>
-                  </m:sSub>
-                </m:e>
-              </m:d>
-              <m:r>
-                <m:t>​</m:t>
-              </m:r>
               <m:r>
                 <m:t>&amp;</m:t>
               </m:r>
@@ -13916,7 +13916,7 @@
       <w:r>
         <w:t xml:space="preserve">$$
     \begin{aligned}
-    \operatorname{sMSE}\mathopen{}\left(\hat y\right)\mathclose{}
+    {\operatorname{sMSE}\mathopen{}\left(\hat y\right)\mathclose{}}
     &amp;= \frac{1}{n}\sum_{i=1}^n\varepsilon_i^2
     &amp;&amp; \text{(definition of sMSE)}\\
     &amp;= \frac{1}{n}\sum_{i=1}^nr_i(\mathord{\smash[b]{\underset{\raise.3ex\hbox{$\scriptstyle\sim$}}{\theta}}\vphantom{\theta}})^2
@@ -13951,14 +13951,14 @@
       <w:r>
         <w:t xml:space="preserve">$$
     \begin{aligned}
-    \operatorname{sMSE}\mathopen{}\left(\hat y\right)\mathclose{}
+    {\operatorname{sMSE}\mathopen{}\left(\hat y\right)\mathclose{}}
     &amp;= \frac{1}{n} \text{RSS}(\mathord{\smash[b]{\underset{\raise.3ex\hbox{$\scriptstyle\sim$}}{\theta}}\vphantom{\theta}})
     &amp;&amp; \text{(result above)}\\
-    n \, \operatorname{sMSE}\mathopen{}\left(\hat y\right)\mathclose{}
+    n \, {\operatorname{sMSE}\mathopen{}\left(\hat y\right)\mathclose{}}
     &amp;= \text{RSS}(\mathord{\smash[b]{\underset{\raise.3ex\hbox{$\scriptstyle\sim$}}{\theta}}\vphantom{\theta}})
     &amp;&amp; \text{(multiply both sides by $n$)}\\
     \text{RSS}(\mathord{\smash[b]{\underset{\raise.3ex\hbox{$\scriptstyle\sim$}}{\theta}}\vphantom{\theta}})
-    &amp;= n \, \operatorname{sMSE}\mathopen{}\left(\hat y\right)\mathclose{}
+    &amp;= n \, {\operatorname{sMSE}\mathopen{}\left(\hat y\right)\mathclose{}}
     &amp;&amp; \text{(swap the two sides)}
     \end{aligned}
     $$</w:t>
@@ -14171,7 +14171,7 @@
         <w:pStyle w:val="BodyText"/>
       </w:pPr>
       <w:r>
-        <w:t xml:space="preserve">$$\operatorname{sMSE}\mathopen{}\left(\hat y\right)\mathclose{} = \frac{1}{n} \text{RSS}(\mathord{\smash[b]{\underset{\raise.3ex\hbox{$\scriptstyle\sim$}}{\theta}}\vphantom{\theta}}),$$</w:t>
+        <w:t xml:space="preserve">$${\operatorname{sMSE}\mathopen{}\left(\hat y\right)\mathclose{}} = \frac{1}{n} \text{RSS}(\mathord{\smash[b]{\underset{\raise.3ex\hbox{$\scriptstyle\sim$}}{\theta}}\vphantom{\theta}}),$$</w:t>
       </w:r>
     </w:p>
     <w:p>
@@ -14187,7 +14187,7 @@
         <w:pStyle w:val="BodyText"/>
       </w:pPr>
       <w:r>
-        <w:t xml:space="preserve">$$\text{RSS}(\mathord{\smash[b]{\underset{\raise.3ex\hbox{$\scriptstyle\sim$}}{\theta}}\vphantom{\theta}}) = n \, \operatorname{sMSE}\mathopen{}\left(\hat y\right)\mathclose{}.$$</w:t>
+        <w:t xml:space="preserve">$$\text{RSS}(\mathord{\smash[b]{\underset{\raise.3ex\hbox{$\scriptstyle\sim$}}{\theta}}\vphantom{\theta}}) = n \, {\operatorname{sMSE}\mathopen{}\left(\hat y\right)\mathclose{}}.$$</w:t>
       </w:r>
     </w:p>
     <w:bookmarkEnd w:id="63"/>
